--- a/paper/paper.docx
+++ b/paper/paper.docx
@@ -433,17 +433,6 @@
         <w:t xml:space="preserve">156.0 km added, 24.8 km removed</w:t>
       </w:r>
     </w:p>
-    <w:p>
-      <w:pPr>
-        <w:pStyle w:val="SourceCode"/>
-      </w:pPr>
-      <w:r>
-        <w:rPr>
-          <w:rStyle w:val="VerbatimChar"/>
-        </w:rPr>
-        <w:t xml:space="preserve">file:////tmp/RtmpPnpUhE/file7f37e2622eea9/widget7f37e8491181.html screenshot completed</w:t>
-      </w:r>
-    </w:p>
     <w:tbl>
       <w:tblPr>
         <w:tblStyle w:val="Table"/>
@@ -1640,55 +1629,55 @@
               <w:jc w:val="left"/>
             </w:pPr>
             <w:r>
-              <w:t xml:space="preserve">All</w:t>
-            </w:r>
-          </w:p>
-        </w:tc>
-        <w:tc>
-          <w:tcPr/>
-          <w:p>
-            <w:pPr>
-              <w:pStyle w:val="Compact"/>
-              <w:jc w:val="right"/>
-            </w:pPr>
-            <w:r>
-              <w:t xml:space="preserve">0</w:t>
-            </w:r>
-          </w:p>
-        </w:tc>
-        <w:tc>
-          <w:tcPr/>
-          <w:p>
-            <w:pPr>
-              <w:pStyle w:val="Compact"/>
-              <w:jc w:val="right"/>
-            </w:pPr>
-            <w:r>
-              <w:t xml:space="preserve">0</w:t>
-            </w:r>
-          </w:p>
-        </w:tc>
-        <w:tc>
-          <w:tcPr/>
-          <w:p>
-            <w:pPr>
-              <w:pStyle w:val="Compact"/>
-              <w:jc w:val="right"/>
-            </w:pPr>
-            <w:r>
-              <w:t xml:space="preserve">0</w:t>
-            </w:r>
-          </w:p>
-        </w:tc>
-        <w:tc>
-          <w:tcPr/>
-          <w:p>
-            <w:pPr>
-              <w:pStyle w:val="Compact"/>
-              <w:jc w:val="right"/>
-            </w:pPr>
-            <w:r>
-              <w:t xml:space="preserve">0</w:t>
+              <w:t xml:space="preserve">D1_C1</w:t>
+            </w:r>
+          </w:p>
+        </w:tc>
+        <w:tc>
+          <w:tcPr/>
+          <w:p>
+            <w:pPr>
+              <w:pStyle w:val="Compact"/>
+              <w:jc w:val="right"/>
+            </w:pPr>
+            <w:r>
+              <w:t xml:space="preserve">5</w:t>
+            </w:r>
+          </w:p>
+        </w:tc>
+        <w:tc>
+          <w:tcPr/>
+          <w:p>
+            <w:pPr>
+              <w:pStyle w:val="Compact"/>
+              <w:jc w:val="right"/>
+            </w:pPr>
+            <w:r>
+              <w:t xml:space="preserve">1</w:t>
+            </w:r>
+          </w:p>
+        </w:tc>
+        <w:tc>
+          <w:tcPr/>
+          <w:p>
+            <w:pPr>
+              <w:pStyle w:val="Compact"/>
+              <w:jc w:val="right"/>
+            </w:pPr>
+            <w:r>
+              <w:t xml:space="preserve">4</w:t>
+            </w:r>
+          </w:p>
+        </w:tc>
+        <w:tc>
+          <w:tcPr/>
+          <w:p>
+            <w:pPr>
+              <w:pStyle w:val="Compact"/>
+              <w:jc w:val="right"/>
+            </w:pPr>
+            <w:r>
+              <w:t xml:space="preserve">10</w:t>
             </w:r>
           </w:p>
         </w:tc>
@@ -1702,6 +1691,502 @@
               <w:jc w:val="left"/>
             </w:pPr>
             <w:r>
+              <w:t xml:space="preserve">D1_C2</w:t>
+            </w:r>
+          </w:p>
+        </w:tc>
+        <w:tc>
+          <w:tcPr/>
+          <w:p>
+            <w:pPr>
+              <w:pStyle w:val="Compact"/>
+              <w:jc w:val="right"/>
+            </w:pPr>
+            <w:r>
+              <w:t xml:space="preserve">8</w:t>
+            </w:r>
+          </w:p>
+        </w:tc>
+        <w:tc>
+          <w:tcPr/>
+          <w:p>
+            <w:pPr>
+              <w:pStyle w:val="Compact"/>
+              <w:jc w:val="right"/>
+            </w:pPr>
+            <w:r>
+              <w:t xml:space="preserve">1</w:t>
+            </w:r>
+          </w:p>
+        </w:tc>
+        <w:tc>
+          <w:tcPr/>
+          <w:p>
+            <w:pPr>
+              <w:pStyle w:val="Compact"/>
+              <w:jc w:val="right"/>
+            </w:pPr>
+            <w:r>
+              <w:t xml:space="preserve">4</w:t>
+            </w:r>
+          </w:p>
+        </w:tc>
+        <w:tc>
+          <w:tcPr/>
+          <w:p>
+            <w:pPr>
+              <w:pStyle w:val="Compact"/>
+              <w:jc w:val="right"/>
+            </w:pPr>
+            <w:r>
+              <w:t xml:space="preserve">13</w:t>
+            </w:r>
+          </w:p>
+        </w:tc>
+      </w:tr>
+      <w:tr>
+        <w:tc>
+          <w:tcPr/>
+          <w:p>
+            <w:pPr>
+              <w:pStyle w:val="Compact"/>
+              <w:jc w:val="left"/>
+            </w:pPr>
+            <w:r>
+              <w:t xml:space="preserve">D1_C3</w:t>
+            </w:r>
+          </w:p>
+        </w:tc>
+        <w:tc>
+          <w:tcPr/>
+          <w:p>
+            <w:pPr>
+              <w:pStyle w:val="Compact"/>
+              <w:jc w:val="right"/>
+            </w:pPr>
+            <w:r>
+              <w:t xml:space="preserve">6</w:t>
+            </w:r>
+          </w:p>
+        </w:tc>
+        <w:tc>
+          <w:tcPr/>
+          <w:p>
+            <w:pPr>
+              <w:pStyle w:val="Compact"/>
+              <w:jc w:val="right"/>
+            </w:pPr>
+            <w:r>
+              <w:t xml:space="preserve">1</w:t>
+            </w:r>
+          </w:p>
+        </w:tc>
+        <w:tc>
+          <w:tcPr/>
+          <w:p>
+            <w:pPr>
+              <w:pStyle w:val="Compact"/>
+              <w:jc w:val="right"/>
+            </w:pPr>
+            <w:r>
+              <w:t xml:space="preserve">5</w:t>
+            </w:r>
+          </w:p>
+        </w:tc>
+        <w:tc>
+          <w:tcPr/>
+          <w:p>
+            <w:pPr>
+              <w:pStyle w:val="Compact"/>
+              <w:jc w:val="right"/>
+            </w:pPr>
+            <w:r>
+              <w:t xml:space="preserve">12</w:t>
+            </w:r>
+          </w:p>
+        </w:tc>
+      </w:tr>
+      <w:tr>
+        <w:tc>
+          <w:tcPr/>
+          <w:p>
+            <w:pPr>
+              <w:pStyle w:val="Compact"/>
+              <w:jc w:val="left"/>
+            </w:pPr>
+            <w:r>
+              <w:t xml:space="preserve">D2_C1</w:t>
+            </w:r>
+          </w:p>
+        </w:tc>
+        <w:tc>
+          <w:tcPr/>
+          <w:p>
+            <w:pPr>
+              <w:pStyle w:val="Compact"/>
+              <w:jc w:val="right"/>
+            </w:pPr>
+            <w:r>
+              <w:t xml:space="preserve">2</w:t>
+            </w:r>
+          </w:p>
+        </w:tc>
+        <w:tc>
+          <w:tcPr/>
+          <w:p>
+            <w:pPr>
+              <w:pStyle w:val="Compact"/>
+              <w:jc w:val="right"/>
+            </w:pPr>
+            <w:r>
+              <w:t xml:space="preserve">2</w:t>
+            </w:r>
+          </w:p>
+        </w:tc>
+        <w:tc>
+          <w:tcPr/>
+          <w:p>
+            <w:pPr>
+              <w:pStyle w:val="Compact"/>
+              <w:jc w:val="right"/>
+            </w:pPr>
+            <w:r>
+              <w:t xml:space="preserve">6</w:t>
+            </w:r>
+          </w:p>
+        </w:tc>
+        <w:tc>
+          <w:tcPr/>
+          <w:p>
+            <w:pPr>
+              <w:pStyle w:val="Compact"/>
+              <w:jc w:val="right"/>
+            </w:pPr>
+            <w:r>
+              <w:t xml:space="preserve">10</w:t>
+            </w:r>
+          </w:p>
+        </w:tc>
+      </w:tr>
+      <w:tr>
+        <w:tc>
+          <w:tcPr/>
+          <w:p>
+            <w:pPr>
+              <w:pStyle w:val="Compact"/>
+              <w:jc w:val="left"/>
+            </w:pPr>
+            <w:r>
+              <w:t xml:space="preserve">D2_C2</w:t>
+            </w:r>
+          </w:p>
+        </w:tc>
+        <w:tc>
+          <w:tcPr/>
+          <w:p>
+            <w:pPr>
+              <w:pStyle w:val="Compact"/>
+              <w:jc w:val="right"/>
+            </w:pPr>
+            <w:r>
+              <w:t xml:space="preserve">5</w:t>
+            </w:r>
+          </w:p>
+        </w:tc>
+        <w:tc>
+          <w:tcPr/>
+          <w:p>
+            <w:pPr>
+              <w:pStyle w:val="Compact"/>
+              <w:jc w:val="right"/>
+            </w:pPr>
+            <w:r>
+              <w:t xml:space="preserve">0</w:t>
+            </w:r>
+          </w:p>
+        </w:tc>
+        <w:tc>
+          <w:tcPr/>
+          <w:p>
+            <w:pPr>
+              <w:pStyle w:val="Compact"/>
+              <w:jc w:val="right"/>
+            </w:pPr>
+            <w:r>
+              <w:t xml:space="preserve">6</w:t>
+            </w:r>
+          </w:p>
+        </w:tc>
+        <w:tc>
+          <w:tcPr/>
+          <w:p>
+            <w:pPr>
+              <w:pStyle w:val="Compact"/>
+              <w:jc w:val="right"/>
+            </w:pPr>
+            <w:r>
+              <w:t xml:space="preserve">11</w:t>
+            </w:r>
+          </w:p>
+        </w:tc>
+      </w:tr>
+      <w:tr>
+        <w:tc>
+          <w:tcPr/>
+          <w:p>
+            <w:pPr>
+              <w:pStyle w:val="Compact"/>
+              <w:jc w:val="left"/>
+            </w:pPr>
+            <w:r>
+              <w:t xml:space="preserve">D2_C3</w:t>
+            </w:r>
+          </w:p>
+        </w:tc>
+        <w:tc>
+          <w:tcPr/>
+          <w:p>
+            <w:pPr>
+              <w:pStyle w:val="Compact"/>
+              <w:jc w:val="right"/>
+            </w:pPr>
+            <w:r>
+              <w:t xml:space="preserve">4</w:t>
+            </w:r>
+          </w:p>
+        </w:tc>
+        <w:tc>
+          <w:tcPr/>
+          <w:p>
+            <w:pPr>
+              <w:pStyle w:val="Compact"/>
+              <w:jc w:val="right"/>
+            </w:pPr>
+            <w:r>
+              <w:t xml:space="preserve">1</w:t>
+            </w:r>
+          </w:p>
+        </w:tc>
+        <w:tc>
+          <w:tcPr/>
+          <w:p>
+            <w:pPr>
+              <w:pStyle w:val="Compact"/>
+              <w:jc w:val="right"/>
+            </w:pPr>
+            <w:r>
+              <w:t xml:space="preserve">4</w:t>
+            </w:r>
+          </w:p>
+        </w:tc>
+        <w:tc>
+          <w:tcPr/>
+          <w:p>
+            <w:pPr>
+              <w:pStyle w:val="Compact"/>
+              <w:jc w:val="right"/>
+            </w:pPr>
+            <w:r>
+              <w:t xml:space="preserve">9</w:t>
+            </w:r>
+          </w:p>
+        </w:tc>
+      </w:tr>
+      <w:tr>
+        <w:tc>
+          <w:tcPr/>
+          <w:p>
+            <w:pPr>
+              <w:pStyle w:val="Compact"/>
+              <w:jc w:val="left"/>
+            </w:pPr>
+            <w:r>
+              <w:t xml:space="preserve">D3_C1</w:t>
+            </w:r>
+          </w:p>
+        </w:tc>
+        <w:tc>
+          <w:tcPr/>
+          <w:p>
+            <w:pPr>
+              <w:pStyle w:val="Compact"/>
+              <w:jc w:val="right"/>
+            </w:pPr>
+            <w:r>
+              <w:t xml:space="preserve">1</w:t>
+            </w:r>
+          </w:p>
+        </w:tc>
+        <w:tc>
+          <w:tcPr/>
+          <w:p>
+            <w:pPr>
+              <w:pStyle w:val="Compact"/>
+              <w:jc w:val="right"/>
+            </w:pPr>
+            <w:r>
+              <w:t xml:space="preserve">0</w:t>
+            </w:r>
+          </w:p>
+        </w:tc>
+        <w:tc>
+          <w:tcPr/>
+          <w:p>
+            <w:pPr>
+              <w:pStyle w:val="Compact"/>
+              <w:jc w:val="right"/>
+            </w:pPr>
+            <w:r>
+              <w:t xml:space="preserve">5</w:t>
+            </w:r>
+          </w:p>
+        </w:tc>
+        <w:tc>
+          <w:tcPr/>
+          <w:p>
+            <w:pPr>
+              <w:pStyle w:val="Compact"/>
+              <w:jc w:val="right"/>
+            </w:pPr>
+            <w:r>
+              <w:t xml:space="preserve">6</w:t>
+            </w:r>
+          </w:p>
+        </w:tc>
+      </w:tr>
+      <w:tr>
+        <w:tc>
+          <w:tcPr/>
+          <w:p>
+            <w:pPr>
+              <w:pStyle w:val="Compact"/>
+              <w:jc w:val="left"/>
+            </w:pPr>
+            <w:r>
+              <w:t xml:space="preserve">D3_C2</w:t>
+            </w:r>
+          </w:p>
+        </w:tc>
+        <w:tc>
+          <w:tcPr/>
+          <w:p>
+            <w:pPr>
+              <w:pStyle w:val="Compact"/>
+              <w:jc w:val="right"/>
+            </w:pPr>
+            <w:r>
+              <w:t xml:space="preserve">7</w:t>
+            </w:r>
+          </w:p>
+        </w:tc>
+        <w:tc>
+          <w:tcPr/>
+          <w:p>
+            <w:pPr>
+              <w:pStyle w:val="Compact"/>
+              <w:jc w:val="right"/>
+            </w:pPr>
+            <w:r>
+              <w:t xml:space="preserve">0</w:t>
+            </w:r>
+          </w:p>
+        </w:tc>
+        <w:tc>
+          <w:tcPr/>
+          <w:p>
+            <w:pPr>
+              <w:pStyle w:val="Compact"/>
+              <w:jc w:val="right"/>
+            </w:pPr>
+            <w:r>
+              <w:t xml:space="preserve">5</w:t>
+            </w:r>
+          </w:p>
+        </w:tc>
+        <w:tc>
+          <w:tcPr/>
+          <w:p>
+            <w:pPr>
+              <w:pStyle w:val="Compact"/>
+              <w:jc w:val="right"/>
+            </w:pPr>
+            <w:r>
+              <w:t xml:space="preserve">12</w:t>
+            </w:r>
+          </w:p>
+        </w:tc>
+      </w:tr>
+      <w:tr>
+        <w:tc>
+          <w:tcPr/>
+          <w:p>
+            <w:pPr>
+              <w:pStyle w:val="Compact"/>
+              <w:jc w:val="left"/>
+            </w:pPr>
+            <w:r>
+              <w:t xml:space="preserve">D3_C3</w:t>
+            </w:r>
+          </w:p>
+        </w:tc>
+        <w:tc>
+          <w:tcPr/>
+          <w:p>
+            <w:pPr>
+              <w:pStyle w:val="Compact"/>
+              <w:jc w:val="right"/>
+            </w:pPr>
+            <w:r>
+              <w:t xml:space="preserve">4</w:t>
+            </w:r>
+          </w:p>
+        </w:tc>
+        <w:tc>
+          <w:tcPr/>
+          <w:p>
+            <w:pPr>
+              <w:pStyle w:val="Compact"/>
+              <w:jc w:val="right"/>
+            </w:pPr>
+            <w:r>
+              <w:t xml:space="preserve">1</w:t>
+            </w:r>
+          </w:p>
+        </w:tc>
+        <w:tc>
+          <w:tcPr/>
+          <w:p>
+            <w:pPr>
+              <w:pStyle w:val="Compact"/>
+              <w:jc w:val="right"/>
+            </w:pPr>
+            <w:r>
+              <w:t xml:space="preserve">5</w:t>
+            </w:r>
+          </w:p>
+        </w:tc>
+        <w:tc>
+          <w:tcPr/>
+          <w:p>
+            <w:pPr>
+              <w:pStyle w:val="Compact"/>
+              <w:jc w:val="right"/>
+            </w:pPr>
+            <w:r>
+              <w:t xml:space="preserve">10</w:t>
+            </w:r>
+          </w:p>
+        </w:tc>
+      </w:tr>
+      <w:tr>
+        <w:tc>
+          <w:tcPr/>
+          <w:p>
+            <w:pPr>
+              <w:pStyle w:val="Compact"/>
+              <w:jc w:val="left"/>
+            </w:pPr>
+            <w:r>
               <w:t xml:space="preserve">TOTAL</w:t>
             </w:r>
           </w:p>
@@ -1714,43 +2199,43 @@
               <w:jc w:val="right"/>
             </w:pPr>
             <w:r>
-              <w:t xml:space="preserve">0</w:t>
-            </w:r>
-          </w:p>
-        </w:tc>
-        <w:tc>
-          <w:tcPr/>
-          <w:p>
-            <w:pPr>
-              <w:pStyle w:val="Compact"/>
-              <w:jc w:val="right"/>
-            </w:pPr>
-            <w:r>
-              <w:t xml:space="preserve">0</w:t>
-            </w:r>
-          </w:p>
-        </w:tc>
-        <w:tc>
-          <w:tcPr/>
-          <w:p>
-            <w:pPr>
-              <w:pStyle w:val="Compact"/>
-              <w:jc w:val="right"/>
-            </w:pPr>
-            <w:r>
-              <w:t xml:space="preserve">0</w:t>
-            </w:r>
-          </w:p>
-        </w:tc>
-        <w:tc>
-          <w:tcPr/>
-          <w:p>
-            <w:pPr>
-              <w:pStyle w:val="Compact"/>
-              <w:jc w:val="right"/>
-            </w:pPr>
-            <w:r>
-              <w:t xml:space="preserve">0</w:t>
+              <w:t xml:space="preserve">42</w:t>
+            </w:r>
+          </w:p>
+        </w:tc>
+        <w:tc>
+          <w:tcPr/>
+          <w:p>
+            <w:pPr>
+              <w:pStyle w:val="Compact"/>
+              <w:jc w:val="right"/>
+            </w:pPr>
+            <w:r>
+              <w:t xml:space="preserve">7</w:t>
+            </w:r>
+          </w:p>
+        </w:tc>
+        <w:tc>
+          <w:tcPr/>
+          <w:p>
+            <w:pPr>
+              <w:pStyle w:val="Compact"/>
+              <w:jc w:val="right"/>
+            </w:pPr>
+            <w:r>
+              <w:t xml:space="preserve">44</w:t>
+            </w:r>
+          </w:p>
+        </w:tc>
+        <w:tc>
+          <w:tcPr/>
+          <w:p>
+            <w:pPr>
+              <w:pStyle w:val="Compact"/>
+              <w:jc w:val="right"/>
+            </w:pPr>
+            <w:r>
+              <w:t xml:space="preserve">93</w:t>
             </w:r>
           </w:p>
         </w:tc>
@@ -1781,14 +2266,14 @@
         <w:tblCaption w:val="Table 4: Validation performance (usable points only)"/>
       </w:tblPr>
       <w:tblGrid>
-        <w:gridCol w:w="852"/>
-        <w:gridCol w:w="1340"/>
-        <w:gridCol w:w="365"/>
-        <w:gridCol w:w="365"/>
-        <w:gridCol w:w="365"/>
-        <w:gridCol w:w="2315"/>
-        <w:gridCol w:w="1949"/>
-        <w:gridCol w:w="365"/>
+        <w:gridCol w:w="815"/>
+        <w:gridCol w:w="1281"/>
+        <w:gridCol w:w="349"/>
+        <w:gridCol w:w="349"/>
+        <w:gridCol w:w="349"/>
+        <w:gridCol w:w="2212"/>
+        <w:gridCol w:w="1980"/>
+        <w:gridCol w:w="582"/>
       </w:tblGrid>
       <w:tr>
         <w:trPr>
@@ -1912,6 +2397,42 @@
               <w:jc w:val="right"/>
             </w:pPr>
             <w:r>
+              <w:t xml:space="preserve">42</w:t>
+            </w:r>
+          </w:p>
+        </w:tc>
+        <w:tc>
+          <w:tcPr/>
+          <w:p>
+            <w:pPr>
+              <w:pStyle w:val="Compact"/>
+              <w:jc w:val="right"/>
+            </w:pPr>
+            <w:r>
+              <w:t xml:space="preserve">34</w:t>
+            </w:r>
+          </w:p>
+        </w:tc>
+        <w:tc>
+          <w:tcPr/>
+          <w:p>
+            <w:pPr>
+              <w:pStyle w:val="Compact"/>
+              <w:jc w:val="right"/>
+            </w:pPr>
+            <w:r>
+              <w:t xml:space="preserve">8</w:t>
+            </w:r>
+          </w:p>
+        </w:tc>
+        <w:tc>
+          <w:tcPr/>
+          <w:p>
+            <w:pPr>
+              <w:pStyle w:val="Compact"/>
+              <w:jc w:val="right"/>
+            </w:pPr>
+            <w:r>
               <w:t xml:space="preserve">0</w:t>
             </w:r>
           </w:p>
@@ -1924,67 +2445,31 @@
               <w:jc w:val="right"/>
             </w:pPr>
             <w:r>
-              <w:t xml:space="preserve">0</w:t>
-            </w:r>
-          </w:p>
-        </w:tc>
-        <w:tc>
-          <w:tcPr/>
-          <w:p>
-            <w:pPr>
-              <w:pStyle w:val="Compact"/>
-              <w:jc w:val="right"/>
-            </w:pPr>
-            <w:r>
-              <w:t xml:space="preserve">0</w:t>
-            </w:r>
-          </w:p>
-        </w:tc>
-        <w:tc>
-          <w:tcPr/>
-          <w:p>
-            <w:pPr>
-              <w:pStyle w:val="Compact"/>
-              <w:jc w:val="right"/>
-            </w:pPr>
-            <w:r>
-              <w:t xml:space="preserve">0</w:t>
-            </w:r>
-          </w:p>
-        </w:tc>
-        <w:tc>
-          <w:tcPr/>
-          <w:p>
-            <w:pPr>
-              <w:pStyle w:val="Compact"/>
-              <w:jc w:val="right"/>
-            </w:pPr>
-            <w:r>
-              <w:t xml:space="preserve">NA [NA-NA]</w:t>
-            </w:r>
-          </w:p>
-        </w:tc>
-        <w:tc>
-          <w:tcPr/>
-          <w:p>
-            <w:pPr>
-              <w:pStyle w:val="Compact"/>
-              <w:jc w:val="right"/>
-            </w:pPr>
-            <w:r>
-              <w:t xml:space="preserve">NA [NA-NA]</w:t>
-            </w:r>
-          </w:p>
-        </w:tc>
-        <w:tc>
-          <w:tcPr/>
-          <w:p>
-            <w:pPr>
-              <w:pStyle w:val="Compact"/>
-              <w:jc w:val="right"/>
-            </w:pPr>
-            <w:r>
-              <w:t xml:space="preserve">NA</w:t>
+              <w:t xml:space="preserve">0.81 [0.67-0.90]</w:t>
+            </w:r>
+          </w:p>
+        </w:tc>
+        <w:tc>
+          <w:tcPr/>
+          <w:p>
+            <w:pPr>
+              <w:pStyle w:val="Compact"/>
+              <w:jc w:val="right"/>
+            </w:pPr>
+            <w:r>
+              <w:t xml:space="preserve">1.00 [0.90-1.00]</w:t>
+            </w:r>
+          </w:p>
+        </w:tc>
+        <w:tc>
+          <w:tcPr/>
+          <w:p>
+            <w:pPr>
+              <w:pStyle w:val="Compact"/>
+              <w:jc w:val="right"/>
+            </w:pPr>
+            <w:r>
+              <w:t xml:space="preserve">0.89</w:t>
             </w:r>
           </w:p>
         </w:tc>
@@ -2010,6 +2495,42 @@
               <w:jc w:val="right"/>
             </w:pPr>
             <w:r>
+              <w:t xml:space="preserve">7</w:t>
+            </w:r>
+          </w:p>
+        </w:tc>
+        <w:tc>
+          <w:tcPr/>
+          <w:p>
+            <w:pPr>
+              <w:pStyle w:val="Compact"/>
+              <w:jc w:val="right"/>
+            </w:pPr>
+            <w:r>
+              <w:t xml:space="preserve">2</w:t>
+            </w:r>
+          </w:p>
+        </w:tc>
+        <w:tc>
+          <w:tcPr/>
+          <w:p>
+            <w:pPr>
+              <w:pStyle w:val="Compact"/>
+              <w:jc w:val="right"/>
+            </w:pPr>
+            <w:r>
+              <w:t xml:space="preserve">5</w:t>
+            </w:r>
+          </w:p>
+        </w:tc>
+        <w:tc>
+          <w:tcPr/>
+          <w:p>
+            <w:pPr>
+              <w:pStyle w:val="Compact"/>
+              <w:jc w:val="right"/>
+            </w:pPr>
+            <w:r>
               <w:t xml:space="preserve">0</w:t>
             </w:r>
           </w:p>
@@ -2022,67 +2543,31 @@
               <w:jc w:val="right"/>
             </w:pPr>
             <w:r>
-              <w:t xml:space="preserve">0</w:t>
-            </w:r>
-          </w:p>
-        </w:tc>
-        <w:tc>
-          <w:tcPr/>
-          <w:p>
-            <w:pPr>
-              <w:pStyle w:val="Compact"/>
-              <w:jc w:val="right"/>
-            </w:pPr>
-            <w:r>
-              <w:t xml:space="preserve">0</w:t>
-            </w:r>
-          </w:p>
-        </w:tc>
-        <w:tc>
-          <w:tcPr/>
-          <w:p>
-            <w:pPr>
-              <w:pStyle w:val="Compact"/>
-              <w:jc w:val="right"/>
-            </w:pPr>
-            <w:r>
-              <w:t xml:space="preserve">0</w:t>
-            </w:r>
-          </w:p>
-        </w:tc>
-        <w:tc>
-          <w:tcPr/>
-          <w:p>
-            <w:pPr>
-              <w:pStyle w:val="Compact"/>
-              <w:jc w:val="right"/>
-            </w:pPr>
-            <w:r>
-              <w:t xml:space="preserve">NA [NA-NA]</w:t>
-            </w:r>
-          </w:p>
-        </w:tc>
-        <w:tc>
-          <w:tcPr/>
-          <w:p>
-            <w:pPr>
-              <w:pStyle w:val="Compact"/>
-              <w:jc w:val="right"/>
-            </w:pPr>
-            <w:r>
-              <w:t xml:space="preserve">NA [NA-NA]</w:t>
-            </w:r>
-          </w:p>
-        </w:tc>
-        <w:tc>
-          <w:tcPr/>
-          <w:p>
-            <w:pPr>
-              <w:pStyle w:val="Compact"/>
-              <w:jc w:val="right"/>
-            </w:pPr>
-            <w:r>
-              <w:t xml:space="preserve">NA</w:t>
+              <w:t xml:space="preserve">0.29 [0.08-0.64]</w:t>
+            </w:r>
+          </w:p>
+        </w:tc>
+        <w:tc>
+          <w:tcPr/>
+          <w:p>
+            <w:pPr>
+              <w:pStyle w:val="Compact"/>
+              <w:jc w:val="right"/>
+            </w:pPr>
+            <w:r>
+              <w:t xml:space="preserve">1.00 [0.34-1.00]</w:t>
+            </w:r>
+          </w:p>
+        </w:tc>
+        <w:tc>
+          <w:tcPr/>
+          <w:p>
+            <w:pPr>
+              <w:pStyle w:val="Compact"/>
+              <w:jc w:val="right"/>
+            </w:pPr>
+            <w:r>
+              <w:t xml:space="preserve">0.44</w:t>
             </w:r>
           </w:p>
         </w:tc>
@@ -2108,6 +2593,42 @@
               <w:jc w:val="right"/>
             </w:pPr>
             <w:r>
+              <w:t xml:space="preserve">49</w:t>
+            </w:r>
+          </w:p>
+        </w:tc>
+        <w:tc>
+          <w:tcPr/>
+          <w:p>
+            <w:pPr>
+              <w:pStyle w:val="Compact"/>
+              <w:jc w:val="right"/>
+            </w:pPr>
+            <w:r>
+              <w:t xml:space="preserve">36</w:t>
+            </w:r>
+          </w:p>
+        </w:tc>
+        <w:tc>
+          <w:tcPr/>
+          <w:p>
+            <w:pPr>
+              <w:pStyle w:val="Compact"/>
+              <w:jc w:val="right"/>
+            </w:pPr>
+            <w:r>
+              <w:t xml:space="preserve">13</w:t>
+            </w:r>
+          </w:p>
+        </w:tc>
+        <w:tc>
+          <w:tcPr/>
+          <w:p>
+            <w:pPr>
+              <w:pStyle w:val="Compact"/>
+              <w:jc w:val="right"/>
+            </w:pPr>
+            <w:r>
               <w:t xml:space="preserve">0</w:t>
             </w:r>
           </w:p>
@@ -2120,67 +2641,31 @@
               <w:jc w:val="right"/>
             </w:pPr>
             <w:r>
-              <w:t xml:space="preserve">0</w:t>
-            </w:r>
-          </w:p>
-        </w:tc>
-        <w:tc>
-          <w:tcPr/>
-          <w:p>
-            <w:pPr>
-              <w:pStyle w:val="Compact"/>
-              <w:jc w:val="right"/>
-            </w:pPr>
-            <w:r>
-              <w:t xml:space="preserve">0</w:t>
-            </w:r>
-          </w:p>
-        </w:tc>
-        <w:tc>
-          <w:tcPr/>
-          <w:p>
-            <w:pPr>
-              <w:pStyle w:val="Compact"/>
-              <w:jc w:val="right"/>
-            </w:pPr>
-            <w:r>
-              <w:t xml:space="preserve">0</w:t>
-            </w:r>
-          </w:p>
-        </w:tc>
-        <w:tc>
-          <w:tcPr/>
-          <w:p>
-            <w:pPr>
-              <w:pStyle w:val="Compact"/>
-              <w:jc w:val="right"/>
-            </w:pPr>
-            <w:r>
-              <w:t xml:space="preserve">NA [NA-NA]</w:t>
-            </w:r>
-          </w:p>
-        </w:tc>
-        <w:tc>
-          <w:tcPr/>
-          <w:p>
-            <w:pPr>
-              <w:pStyle w:val="Compact"/>
-              <w:jc w:val="right"/>
-            </w:pPr>
-            <w:r>
-              <w:t xml:space="preserve">NA [NA-NA]</w:t>
-            </w:r>
-          </w:p>
-        </w:tc>
-        <w:tc>
-          <w:tcPr/>
-          <w:p>
-            <w:pPr>
-              <w:pStyle w:val="Compact"/>
-              <w:jc w:val="right"/>
-            </w:pPr>
-            <w:r>
-              <w:t xml:space="preserve">NA</w:t>
+              <w:t xml:space="preserve">0.73 [0.60-0.84]</w:t>
+            </w:r>
+          </w:p>
+        </w:tc>
+        <w:tc>
+          <w:tcPr/>
+          <w:p>
+            <w:pPr>
+              <w:pStyle w:val="Compact"/>
+              <w:jc w:val="right"/>
+            </w:pPr>
+            <w:r>
+              <w:t xml:space="preserve">1.00 [0.90-1.00]</w:t>
+            </w:r>
+          </w:p>
+        </w:tc>
+        <w:tc>
+          <w:tcPr/>
+          <w:p>
+            <w:pPr>
+              <w:pStyle w:val="Compact"/>
+              <w:jc w:val="right"/>
+            </w:pPr>
+            <w:r>
+              <w:t xml:space="preserve">0.85</w:t>
             </w:r>
           </w:p>
         </w:tc>
@@ -2438,7 +2923,7 @@
         <w:pStyle w:val="Heading2"/>
       </w:pPr>
       <w:r>
-        <w:t xml:space="preserve">5 References</w:t>
+        <w:t xml:space="preserve">References</w:t>
       </w:r>
     </w:p>
     <w:bookmarkEnd w:id="42"/>
@@ -2448,7 +2933,7 @@
         <w:pStyle w:val="Heading2"/>
       </w:pPr>
       <w:r>
-        <w:t xml:space="preserve">6 Supplements</w:t>
+        <w:t xml:space="preserve">Supplements</w:t>
       </w:r>
     </w:p>
     <w:bookmarkStart w:id="44" w:name="X69a85cbc4f955e115e902442b3da35e26b3388b"/>
@@ -2457,7 +2942,7 @@
         <w:pStyle w:val="Heading4"/>
       </w:pPr>
       <w:r>
-        <w:t xml:space="preserve">6.0.1 S1. Google Street View coding protocol (PDF)</w:t>
+        <w:t xml:space="preserve">4.0.3 S1. Google Street View coding protocol (PDF)</w:t>
       </w:r>
     </w:p>
     <w:p>
@@ -2480,7 +2965,7 @@
         <w:pStyle w:val="Heading4"/>
       </w:pPr>
       <w:r>
-        <w:t xml:space="preserve">6.0.2 S2. Raw validation workbooks: coder 1 and coder 2 (XLSX)</w:t>
+        <w:t xml:space="preserve">4.0.4 S2. Raw validation workbooks: coder 1 and coder 2 (XLSX)</w:t>
       </w:r>
     </w:p>
     <w:p>
@@ -2514,7 +2999,7 @@
         <w:pStyle w:val="Heading4"/>
       </w:pPr>
       <w:r>
-        <w:t xml:space="preserve">6.0.3 S3. Final adjudicated validation results (XLSX)</w:t>
+        <w:t xml:space="preserve">4.0.5 S3. Final adjudicated validation results (XLSX)</w:t>
       </w:r>
     </w:p>
     <w:p>

--- a/paper/paper.docx
+++ b/paper/paper.docx
@@ -121,7 +121,7 @@
         <w:pStyle w:val="FirstParagraph"/>
       </w:pPr>
       <w:r>
-        <w:t xml:space="preserve">The analysis followed a five-step reproducible workflow (@ fig-workflow) with two main components: temporal differencing of dated OSM extracts to detect additions and removals of cycling infrastructure, and stratified GSV validation to check a sample of these detected changes. All stages were implemented in R using open-source packages, including</w:t>
+        <w:t xml:space="preserve">The analysis followed a five-step reproducible workflow (@fig-workflow) with two main components: temporal differencing of dated OSM extracts to detect additions and removals of cycling infrastructure, and stratified GSV validation to check a sample of these detected changes. All stages were implemented in R using open-source packages, including</w:t>
       </w:r>
       <w:r>
         <w:t xml:space="preserve"> </w:t>
@@ -222,10 +222,10 @@
     <w:bookmarkStart w:id="25" w:name="osm-temporal-differencing"/>
     <w:p>
       <w:pPr>
-        <w:pStyle w:val="Heading5"/>
-      </w:pPr>
-      <w:r>
-        <w:t xml:space="preserve">2.0.0.1 OSM temporal differencing</w:t>
+        <w:pStyle w:val="Heading3"/>
+      </w:pPr>
+      <w:r>
+        <w:t xml:space="preserve">2.1 OSM temporal differencing</w:t>
       </w:r>
     </w:p>
     <w:p>
@@ -248,10 +248,10 @@
     <w:bookmarkStart w:id="30" w:name="stratified-gsv-validation"/>
     <w:p>
       <w:pPr>
-        <w:pStyle w:val="Heading5"/>
-      </w:pPr>
-      <w:r>
-        <w:t xml:space="preserve">2.0.0.2 Stratified GSV validation</w:t>
+        <w:pStyle w:val="Heading3"/>
+      </w:pPr>
+      <w:r>
+        <w:t xml:space="preserve">2.2 Stratified GSV validation</w:t>
       </w:r>
     </w:p>
     <w:p>
@@ -373,7 +373,7 @@
     </w:p>
     <w:bookmarkEnd w:id="30"/>
     <w:bookmarkEnd w:id="31"/>
-    <w:bookmarkStart w:id="38" w:name="results"/>
+    <w:bookmarkStart w:id="36" w:name="results"/>
     <w:p>
       <w:pPr>
         <w:pStyle w:val="Heading2"/>
@@ -382,55 +382,12 @@
         <w:t xml:space="preserve">3 Results</w:t>
       </w:r>
     </w:p>
-    <w:bookmarkStart w:id="36" w:name="network-change-detected-by-osm"/>
-    <w:p>
-      <w:pPr>
-        <w:pStyle w:val="Heading4"/>
-      </w:pPr>
-      <w:r>
-        <w:t xml:space="preserve">3.0.1 Network change detected by OSM</w:t>
-      </w:r>
-    </w:p>
-    <w:p>
-      <w:pPr>
-        <w:numPr>
-          <w:ilvl w:val="0"/>
-          <w:numId w:val="1001"/>
-        </w:numPr>
-      </w:pPr>
-      <w:r>
-        <w:t xml:space="preserve">OSM cycling network grew</w:t>
-      </w:r>
-      <w:r>
-        <w:t xml:space="preserve"> </w:t>
-      </w:r>
-      <w:r>
-        <w:rPr>
-          <w:b/>
-          <w:bCs/>
-        </w:rPr>
-        <w:t xml:space="preserve">153.6 → 288.4 km (+88%)</w:t>
-      </w:r>
-    </w:p>
-    <w:p>
-      <w:pPr>
-        <w:numPr>
-          <w:ilvl w:val="0"/>
-          <w:numId w:val="1001"/>
-        </w:numPr>
-      </w:pPr>
-      <w:r>
-        <w:t xml:space="preserve">Segment differencing results:</w:t>
-      </w:r>
-      <w:r>
-        <w:t xml:space="preserve"> </w:t>
-      </w:r>
-      <w:r>
-        <w:rPr>
-          <w:b/>
-          <w:bCs/>
-        </w:rPr>
-        <w:t xml:space="preserve">156.0 km added, 24.8 km removed</w:t>
+    <w:p>
+      <w:pPr>
+        <w:pStyle w:val="FirstParagraph"/>
+      </w:pPr>
+      <w:r>
+        <w:t xml:space="preserve">Between 2015 and 2023, the OSM-derived cycling network in Barcelona increased from 153.6 to 288.4 km, representing an 88 % expansion (fig-changes). Geometric differencing indicated 156.0 km of added and 24.8 km of removed infrastructure, corresponding to a net gain of about 131 km. The small gap between this estimate and the change in totals (–3.7 km) suggests good internal consistency. Additions were concentrated in dense and central tracts, particularly high-density areas close to the city core, which together accounted for roughly 58 % of the new network length. Removals were much less common and tended to occur in intermediate-density areas.</w:t>
       </w:r>
     </w:p>
     <w:tbl>
@@ -455,14 +412,14 @@
             <w:r>
               <w:drawing>
                 <wp:inline>
-                  <wp:extent cx="5943600" cy="4754880"/>
+                  <wp:extent cx="5943600" cy="5943600"/>
                   <wp:effectExtent b="0" l="0" r="0" t="0"/>
                   <wp:docPr descr="" title="" id="33" name="Picture"/>
                   <a:graphic>
                     <a:graphicData uri="http://schemas.openxmlformats.org/drawingml/2006/picture">
                       <pic:pic>
                         <pic:nvPicPr>
-                          <pic:cNvPr descr="paper_files/figure-docx/fig-changes-1.png" id="34" name="Picture"/>
+                          <pic:cNvPr descr="../figs/infra_change_static2.png" id="34" name="Picture"/>
                           <pic:cNvPicPr>
                             <a:picLocks noChangeArrowheads="1" noChangeAspect="1"/>
                           </pic:cNvPicPr>
@@ -476,7 +433,7 @@
                         <pic:spPr bwMode="auto">
                           <a:xfrm>
                             <a:off x="0" y="0"/>
-                            <a:ext cx="5943600" cy="4754880"/>
+                            <a:ext cx="5943600" cy="5943600"/>
                           </a:xfrm>
                           <a:prstGeom prst="rect">
                             <a:avLst/>
@@ -505,7 +462,7 @@
               <w:pStyle w:val="ImageCaption"/>
             </w:pPr>
             <w:r>
-              <w:t xml:space="preserve">Figure 3: Distribution of validation points (with GSV links).</w:t>
+              <w:t xml:space="preserve">Figure 3: OSM-detected cycling-infrastructure changes in Barcelona, 2015–2023.</w:t>
             </w:r>
           </w:p>
           <w:bookmarkEnd w:id="35"/>
@@ -745,108 +702,10 @@
     </w:tbl>
     <w:p>
       <w:pPr>
-        <w:numPr>
-          <w:ilvl w:val="0"/>
-          <w:numId w:val="1002"/>
-        </w:numPr>
-      </w:pPr>
-      <w:r>
-        <w:rPr>
-          <w:b/>
-          <w:bCs/>
-        </w:rPr>
-        <w:t xml:space="preserve">Additions</w:t>
-      </w:r>
-      <w:r>
-        <w:t xml:space="preserve"> </w:t>
-      </w:r>
-      <w:r>
-        <w:t xml:space="preserve">were concentrated in</w:t>
-      </w:r>
-      <w:r>
-        <w:t xml:space="preserve"> </w:t>
-      </w:r>
-      <w:r>
-        <w:rPr>
-          <w:b/>
-          <w:bCs/>
-        </w:rPr>
-        <w:t xml:space="preserve">dense–central tracts</w:t>
-      </w:r>
-      <w:r>
-        <w:t xml:space="preserve"> </w:t>
-      </w:r>
-      <w:r>
-        <w:t xml:space="preserve">(D1_C2, D1_C3, D3_C2), which together accounted for</w:t>
-      </w:r>
-      <w:r>
-        <w:t xml:space="preserve"> </w:t>
-      </w:r>
-      <w:r>
-        <w:rPr>
-          <w:b/>
-          <w:bCs/>
-        </w:rPr>
-        <w:t xml:space="preserve">≈58%</w:t>
-      </w:r>
-      <w:r>
-        <w:t xml:space="preserve"> </w:t>
-      </w:r>
-      <w:r>
-        <w:t xml:space="preserve">of total added length.</w:t>
-      </w:r>
-    </w:p>
-    <w:p>
-      <w:pPr>
-        <w:numPr>
-          <w:ilvl w:val="0"/>
-          <w:numId w:val="1002"/>
-        </w:numPr>
-      </w:pPr>
-      <w:r>
-        <w:rPr>
-          <w:b/>
-          <w:bCs/>
-        </w:rPr>
-        <w:t xml:space="preserve">Removals</w:t>
-      </w:r>
-      <w:r>
-        <w:t xml:space="preserve"> </w:t>
-      </w:r>
-      <w:r>
-        <w:t xml:space="preserve">were concentrated in</w:t>
-      </w:r>
-      <w:r>
-        <w:t xml:space="preserve"> </w:t>
-      </w:r>
-      <w:r>
-        <w:rPr>
-          <w:b/>
-          <w:bCs/>
-        </w:rPr>
-        <w:t xml:space="preserve">intermediate-density tracts</w:t>
-      </w:r>
-      <w:r>
-        <w:t xml:space="preserve"> </w:t>
-      </w:r>
-      <w:r>
-        <w:t xml:space="preserve">(D2_C1, D2_C3, D1_C2), representing</w:t>
-      </w:r>
-      <w:r>
-        <w:t xml:space="preserve"> </w:t>
-      </w:r>
-      <w:r>
-        <w:rPr>
-          <w:b/>
-          <w:bCs/>
-        </w:rPr>
-        <w:t xml:space="preserve">≈62%</w:t>
-      </w:r>
-      <w:r>
-        <w:t xml:space="preserve"> </w:t>
-      </w:r>
-      <w:r>
-        <w:t xml:space="preserve">of total removed length.</w:t>
+        <w:pStyle w:val="BodyText"/>
+      </w:pPr>
+      <w:r>
+        <w:t xml:space="preserve"> </w:t>
       </w:r>
     </w:p>
     <w:p>
@@ -1495,42 +1354,28 @@
         </w:tc>
       </w:tr>
     </w:tbl>
-    <w:bookmarkEnd w:id="36"/>
-    <w:bookmarkStart w:id="37" w:name="validation-results"/>
-    <w:p>
-      <w:pPr>
-        <w:pStyle w:val="Heading4"/>
-      </w:pPr>
-      <w:r>
-        <w:t xml:space="preserve">3.0.2 Validation results</w:t>
-      </w:r>
-    </w:p>
-    <w:p>
-      <w:pPr>
-        <w:numPr>
-          <w:ilvl w:val="0"/>
-          <w:numId w:val="1003"/>
-        </w:numPr>
-      </w:pPr>
-      <w:r>
-        <w:t xml:space="preserve">105 sampled points across 9 strata (48 ADD · 8 REMOVE · 49 NONCI)</w:t>
-      </w:r>
-    </w:p>
-    <w:p>
-      <w:pPr>
-        <w:numPr>
-          <w:ilvl w:val="0"/>
-          <w:numId w:val="1003"/>
-        </w:numPr>
-      </w:pPr>
-      <w:r>
-        <w:t xml:space="preserve">93 usable validation points (both periods coded)</w:t>
-      </w:r>
-      <w:r>
-        <w:br/>
-      </w:r>
-      <w:r>
-        <w:t xml:space="preserve">(42 ADD · 7 REMOVE · 44 NONCI)</w:t>
+    <w:p>
+      <w:pPr>
+        <w:pStyle w:val="BodyText"/>
+      </w:pPr>
+      <w:r>
+        <w:t xml:space="preserve">Of the 105 sampled sites, 93 (89 %) provided usable GSV panoramas, comprising 42 OSM-detected additions, 7 removals, and 44 non-cycling controls.</w:t>
+      </w:r>
+      <w:r>
+        <w:t xml:space="preserve"> </w:t>
+      </w:r>
+      <w:r>
+        <w:rPr>
+          <w:b/>
+          <w:bCs/>
+        </w:rPr>
+        <w:t xml:space="preserve">?@tbl-validation</w:t>
+      </w:r>
+      <w:r>
+        <w:t xml:space="preserve"> </w:t>
+      </w:r>
+      <w:r>
+        <w:t xml:space="preserve">summarises the validation outcomes.</w:t>
       </w:r>
     </w:p>
     <w:p>
@@ -2671,285 +2516,139 @@
         </w:tc>
       </w:tr>
     </w:tbl>
+    <w:p>
+      <w:pPr>
+        <w:pStyle w:val="BodyText"/>
+      </w:pPr>
+      <w:r>
+        <w:t xml:space="preserve">Results show that OSM captures all observed additions (recall = 1.00, 95 % CI [0.90–1.00]) but also includes some FP (precision</w:t>
+      </w:r>
+      <w:r>
+        <w:t xml:space="preserve"> </w:t>
+      </w:r>
+      <m:oMath>
+        <m:r>
+          <m:rPr>
+            <m:sty m:val="p"/>
+          </m:rPr>
+          <m:t>≈</m:t>
+        </m:r>
+      </m:oMath>
+      <w:r>
+        <w:t xml:space="preserve"> </w:t>
+      </w:r>
+      <w:r>
+        <w:t xml:space="preserve">0.77). For removals, recall was likewise 1.00 but with a wide CI due to the small sample size, while precision drops sharply to around 0.29, meaning that most apparent deletions do not correspond to true infrastructure loss. Overall precision across all changes is 0.71 with an F1 of 0.83.</w:t>
+      </w:r>
+    </w:p>
+    <w:p>
+      <w:pPr>
+        <w:pStyle w:val="BodyText"/>
+      </w:pPr>
+      <w:r>
+        <w:t xml:space="preserve">Together, these results suggest that OSM is a strong proxy for additions but a weaker one for removals. Although all real changes were captured, OSM tended to flag more additions and removals than were visible in GSV. Because the volume of apparent additions greatly exceeded that of removals, this imbalance likely produces a slight overestimation of net network growth when using raw OSM differencing.</w:t>
+      </w:r>
+    </w:p>
+    <w:p>
+      <w:pPr>
+        <w:pStyle w:val="BodyText"/>
+      </w:pPr>
+      <w:r>
+        <w:t xml:space="preserve">A simple calibration using the observed precision values (0.77 for additions, 0.29 for removals) can adjust OSM-based estimates of change, reducing bias in net growth calculations. As validation was stratified by density and centrality, calibration factors can be adapted to specific urban contexts.</w:t>
+      </w:r>
+    </w:p>
+    <w:p>
+      <w:pPr>
+        <w:pStyle w:val="BodyText"/>
+      </w:pPr>
+      <w:r>
+        <w:t xml:space="preserve">Methodologically, the study demonstrates a transparent, open-source framework for assessing the temporal reliability of OSM data on cycling infrastructure. The workflow, combining historical differencing, stratified sampling, and visual inspection, is reproducible in any city with sufficient Street View coverage. It underpins the ATRAPA Built Environment Transformations Dataset, which will extend this validation approach to other European cities including Milan, Ljubljana, Warsaw, Utrecht, Malmö, and Paris.</w:t>
+      </w:r>
+    </w:p>
+    <w:p>
+      <w:pPr>
+        <w:pStyle w:val="BodyText"/>
+      </w:pPr>
+      <w:r>
+        <w:t xml:space="preserve">Theoretically, this work supports the view of OSM as a dynamic socio-technical system rather than a static dataset. Temporal variation in OSM reflects both genuine infrastructure evolution and the rhythms of community mapping activity. By distinguishing true from apparent edits, the approach contributes to a broader framework for assessing the temporal validity of VGI – an essential step for longitudinal research in transport, health, and environmental studies.</w:t>
+      </w:r>
+    </w:p>
+    <w:p>
+      <w:pPr>
+        <w:pStyle w:val="BodyText"/>
+      </w:pPr>
+      <w:r>
+        <w:t xml:space="preserve">Several limitations should be acknowledged. True removals were few, producing wide confidence intervals for that category. GSV imagery dates vary within each anchor year, occasionally creating minor temporal mismatches. Although inter-rater agreement was high, subtle interpretive differences – for example, in deciding whether a feature should count as cycling infrastructure or not – remain possible. Finally, Barcelona’s large and active mapping community likely ensures relatively high data quality; replication in less-mapped cities will be required to test generalisability.</w:t>
+      </w:r>
+    </w:p>
+    <w:bookmarkEnd w:id="36"/>
+    <w:bookmarkStart w:id="37" w:name="conclusions"/>
+    <w:p>
+      <w:pPr>
+        <w:pStyle w:val="Heading2"/>
+      </w:pPr>
+      <w:r>
+        <w:t xml:space="preserve">4 Conclusions</w:t>
+      </w:r>
+    </w:p>
+    <w:p>
+      <w:pPr>
+        <w:pStyle w:val="FirstParagraph"/>
+      </w:pPr>
+      <w:r>
+        <w:t xml:space="preserve">This Barcelona pilot demonstrates that OSM can reliably detect additions to cycling infrastructure but struggles to capture removals. Overall, OSM slightly overstates network growth. Despite these limitations, OSM remains a valuable, low-cost resource for longitudinal analysis of cycling infrastructure when accompanied by empirical calibration.</w:t>
+      </w:r>
+    </w:p>
+    <w:p>
+      <w:pPr>
+        <w:pStyle w:val="BodyText"/>
+      </w:pPr>
+      <w:r>
+        <w:t xml:space="preserve">The study introduces a transparent validation framework that combines OSM historical data, stratified sampling, and GSV-based inspection to generate quantitative precision and recall metrics. These can be used to correct OSM-derived measures of change and to support comparisons within the ATRAPA framework. More broadly, the findings strengthen confidence in using VGI for temporal urban analysis while highlighting the need to understand the social and temporal dynamics behind its production.</w:t>
+      </w:r>
+    </w:p>
     <w:bookmarkEnd w:id="37"/>
+    <w:bookmarkStart w:id="38" w:name="acknowledgements"/>
+    <w:p>
+      <w:pPr>
+        <w:pStyle w:val="Heading2"/>
+      </w:pPr>
+      <w:r>
+        <w:t xml:space="preserve">Acknowledgements</w:t>
+      </w:r>
+    </w:p>
+    <w:p>
+      <w:pPr>
+        <w:pStyle w:val="FirstParagraph"/>
+      </w:pPr>
+      <w:r>
+        <w:t xml:space="preserve">This research forms part of the ATRAPA project and is funded by the European Research Council (grant 101117700). We also thank Víctor González Parra for his collaboration as second coder during the Google Street View validation and the OpenStreetMap community for their contributions.</w:t>
+      </w:r>
+    </w:p>
     <w:bookmarkEnd w:id="38"/>
-    <w:bookmarkStart w:id="41" w:name="interpretation-and-calibration"/>
+    <w:bookmarkStart w:id="46" w:name="supplements"/>
     <w:p>
       <w:pPr>
         <w:pStyle w:val="Heading2"/>
       </w:pPr>
       <w:r>
-        <w:t xml:space="preserve">4 Interpretation and calibration</w:t>
-      </w:r>
-    </w:p>
-    <w:bookmarkStart w:id="39" w:name="interpretation"/>
-    <w:p>
-      <w:pPr>
-        <w:pStyle w:val="Heading4"/>
-      </w:pPr>
-      <w:r>
-        <w:t xml:space="preserve">4.0.1 Interpretation</w:t>
-      </w:r>
-    </w:p>
-    <w:p>
-      <w:pPr>
-        <w:numPr>
-          <w:ilvl w:val="0"/>
-          <w:numId w:val="1004"/>
-        </w:numPr>
-      </w:pPr>
-      <w:r>
-        <w:t xml:space="preserve">OSM captures nearly all true additions (</w:t>
-      </w:r>
-      <w:r>
-        <w:rPr>
-          <w:b/>
-          <w:bCs/>
-        </w:rPr>
-        <w:t xml:space="preserve">recall = 1.00</w:t>
-      </w:r>
-      <w:r>
-        <w:t xml:space="preserve">) but includes several false positives (</w:t>
-      </w:r>
-      <w:r>
-        <w:rPr>
-          <w:b/>
-          <w:bCs/>
-        </w:rPr>
-        <w:t xml:space="preserve">precision ≈ 0.81</w:t>
-      </w:r>
-      <w:r>
-        <w:t xml:space="preserve">).</w:t>
-      </w:r>
-      <w:r>
-        <w:br/>
-      </w:r>
-      <w:r>
-        <w:t xml:space="preserve">For removals, OSM rarely identifies true cases (</w:t>
-      </w:r>
-      <w:r>
-        <w:rPr>
-          <w:b/>
-          <w:bCs/>
-        </w:rPr>
-        <w:t xml:space="preserve">precision ≈ 0.29</w:t>
-      </w:r>
-      <w:r>
-        <w:t xml:space="preserve">) and often flags false ones, although recall remains high for the few real removals present.</w:t>
-      </w:r>
-    </w:p>
-    <w:p>
-      <w:pPr>
-        <w:numPr>
-          <w:ilvl w:val="0"/>
-          <w:numId w:val="1004"/>
-        </w:numPr>
-      </w:pPr>
-      <w:r>
-        <w:t xml:space="preserve">Most errors stem from</w:t>
-      </w:r>
-      <w:r>
-        <w:t xml:space="preserve"> </w:t>
-      </w:r>
-      <w:r>
-        <w:rPr>
-          <w:b/>
-          <w:bCs/>
-        </w:rPr>
-        <w:t xml:space="preserve">re-tagging, micro-geometry adjustments</w:t>
-      </w:r>
-      <w:r>
-        <w:t xml:space="preserve">, or</w:t>
-      </w:r>
-      <w:r>
-        <w:t xml:space="preserve"> </w:t>
-      </w:r>
-      <w:r>
-        <w:rPr>
-          <w:b/>
-          <w:bCs/>
-        </w:rPr>
-        <w:t xml:space="preserve">short-term mapping churn</w:t>
-      </w:r>
-      <w:r>
-        <w:t xml:space="preserve">, which can appear as artificial additions or removals between snapshots.</w:t>
-      </w:r>
-    </w:p>
-    <w:p>
-      <w:pPr>
-        <w:numPr>
-          <w:ilvl w:val="0"/>
-          <w:numId w:val="1004"/>
-        </w:numPr>
-      </w:pPr>
-      <w:r>
-        <w:t xml:space="preserve">Overall,</w:t>
-      </w:r>
-      <w:r>
-        <w:t xml:space="preserve"> </w:t>
-      </w:r>
-      <w:r>
-        <w:rPr>
-          <w:b/>
-          <w:bCs/>
-        </w:rPr>
-        <w:t xml:space="preserve">OSM is a reliable proxy for additions but a weak proxy for removals</w:t>
-      </w:r>
-      <w:r>
-        <w:t xml:space="preserve">, slightly</w:t>
-      </w:r>
-      <w:r>
-        <w:t xml:space="preserve"> </w:t>
-      </w:r>
-      <w:r>
-        <w:rPr>
-          <w:b/>
-          <w:bCs/>
-        </w:rPr>
-        <w:t xml:space="preserve">overstating net cycling-network growth</w:t>
-      </w:r>
-      <w:r>
-        <w:t xml:space="preserve">.</w:t>
-      </w:r>
-    </w:p>
-    <w:bookmarkEnd w:id="39"/>
-    <w:bookmarkStart w:id="40" w:name="calibration-potential"/>
-    <w:p>
-      <w:pPr>
-        <w:pStyle w:val="Heading4"/>
-      </w:pPr>
-      <w:r>
-        <w:t xml:space="preserve">4.0.2 Calibration potential</w:t>
-      </w:r>
-    </w:p>
-    <w:p>
-      <w:pPr>
-        <w:pStyle w:val="Compact"/>
-        <w:numPr>
-          <w:ilvl w:val="0"/>
-          <w:numId w:val="1005"/>
-        </w:numPr>
-      </w:pPr>
-      <w:r>
-        <w:t xml:space="preserve">These metrics can be used to</w:t>
-      </w:r>
-      <w:r>
-        <w:t xml:space="preserve"> </w:t>
-      </w:r>
-      <w:r>
-        <w:rPr>
-          <w:b/>
-          <w:bCs/>
-        </w:rPr>
-        <w:t xml:space="preserve">calibrate OSM-derived estimates</w:t>
-      </w:r>
-      <w:r>
-        <w:t xml:space="preserve"> </w:t>
-      </w:r>
-      <w:r>
-        <w:t xml:space="preserve">of network change.</w:t>
-      </w:r>
-    </w:p>
-    <w:p>
-      <w:pPr>
-        <w:pStyle w:val="BlockText"/>
-      </w:pPr>
-      <w:r>
-        <w:t xml:space="preserve">For example, with</w:t>
-      </w:r>
-      <w:r>
-        <w:t xml:space="preserve"> </w:t>
-      </w:r>
-      <w:r>
-        <w:rPr>
-          <w:b/>
-          <w:bCs/>
-        </w:rPr>
-        <w:t xml:space="preserve">precision = 0.81</w:t>
-      </w:r>
-      <w:r>
-        <w:t xml:space="preserve">, multiplying OSM-detected additions by 0.81 yields a closer estimate of true additions.</w:t>
-      </w:r>
-    </w:p>
-    <w:p>
-      <w:pPr>
-        <w:pStyle w:val="Compact"/>
-        <w:numPr>
-          <w:ilvl w:val="0"/>
-          <w:numId w:val="1006"/>
-        </w:numPr>
-      </w:pPr>
-      <w:r>
-        <w:t xml:space="preserve">Stratified validation can further support</w:t>
-      </w:r>
-      <w:r>
-        <w:t xml:space="preserve"> </w:t>
-      </w:r>
-      <w:r>
-        <w:rPr>
-          <w:b/>
-          <w:bCs/>
-        </w:rPr>
-        <w:t xml:space="preserve">spatial calibration</w:t>
-      </w:r>
-      <w:r>
-        <w:t xml:space="preserve"> </w:t>
-      </w:r>
-      <w:r>
-        <w:t xml:space="preserve">and</w:t>
-      </w:r>
-      <w:r>
-        <w:t xml:space="preserve"> </w:t>
-      </w:r>
-      <w:r>
-        <w:rPr>
-          <w:b/>
-          <w:bCs/>
-        </w:rPr>
-        <w:t xml:space="preserve">cross-city comparability</w:t>
-      </w:r>
-      <w:r>
-        <w:t xml:space="preserve"> </w:t>
-      </w:r>
-      <w:r>
-        <w:t xml:space="preserve">in multi-city analyses.</w:t>
-      </w:r>
-    </w:p>
-    <w:bookmarkEnd w:id="40"/>
-    <w:bookmarkEnd w:id="41"/>
-    <w:bookmarkStart w:id="42" w:name="references"/>
-    <w:p>
-      <w:pPr>
-        <w:pStyle w:val="Heading2"/>
-      </w:pPr>
-      <w:r>
-        <w:t xml:space="preserve">References</w:t>
-      </w:r>
-    </w:p>
-    <w:bookmarkEnd w:id="42"/>
-    <w:bookmarkStart w:id="64" w:name="supplements"/>
-    <w:p>
-      <w:pPr>
-        <w:pStyle w:val="Heading2"/>
-      </w:pPr>
-      <w:r>
         <w:t xml:space="preserve">Supplements</w:t>
       </w:r>
     </w:p>
-    <w:bookmarkStart w:id="44" w:name="X69a85cbc4f955e115e902442b3da35e26b3388b"/>
-    <w:p>
-      <w:pPr>
-        <w:pStyle w:val="Heading4"/>
-      </w:pPr>
-      <w:r>
-        <w:t xml:space="preserve">4.0.3 S1. Google Street View coding protocol (PDF)</w:t>
+    <w:bookmarkStart w:id="40" w:name="X69a85cbc4f955e115e902442b3da35e26b3388b"/>
+    <w:p>
+      <w:pPr>
+        <w:pStyle w:val="Heading3"/>
+      </w:pPr>
+      <w:r>
+        <w:t xml:space="preserve">4.1 S1. Google Street View coding protocol (PDF)</w:t>
       </w:r>
     </w:p>
     <w:p>
       <w:pPr>
         <w:pStyle w:val="FirstParagraph"/>
       </w:pPr>
-      <w:hyperlink r:id="rId43">
+      <w:hyperlink r:id="rId39">
         <w:r>
           <w:rPr>
             <w:rStyle w:val="Hyperlink"/>
@@ -2958,21 +2657,21 @@
         </w:r>
       </w:hyperlink>
     </w:p>
-    <w:bookmarkEnd w:id="44"/>
-    <w:bookmarkStart w:id="47" w:name="X98d3c858b972d8843add6512e3bc8097b5c0029"/>
-    <w:p>
-      <w:pPr>
-        <w:pStyle w:val="Heading4"/>
-      </w:pPr>
-      <w:r>
-        <w:t xml:space="preserve">4.0.4 S2. Raw validation workbooks: coder 1 and coder 2 (XLSX)</w:t>
+    <w:bookmarkEnd w:id="40"/>
+    <w:bookmarkStart w:id="43" w:name="X98d3c858b972d8843add6512e3bc8097b5c0029"/>
+    <w:p>
+      <w:pPr>
+        <w:pStyle w:val="Heading3"/>
+      </w:pPr>
+      <w:r>
+        <w:t xml:space="preserve">4.2 S2. Raw validation workbooks: coder 1 and coder 2 (XLSX)</w:t>
       </w:r>
     </w:p>
     <w:p>
       <w:pPr>
         <w:pStyle w:val="FirstParagraph"/>
       </w:pPr>
-      <w:hyperlink r:id="rId45">
+      <w:hyperlink r:id="rId41">
         <w:r>
           <w:rPr>
             <w:rStyle w:val="Hyperlink"/>
@@ -2983,7 +2682,7 @@
       <w:r>
         <w:br/>
       </w:r>
-      <w:hyperlink r:id="rId46">
+      <w:hyperlink r:id="rId42">
         <w:r>
           <w:rPr>
             <w:rStyle w:val="Hyperlink"/>
@@ -2992,21 +2691,21 @@
         </w:r>
       </w:hyperlink>
     </w:p>
-    <w:bookmarkEnd w:id="47"/>
-    <w:bookmarkStart w:id="63" w:name="X71837c54db1a76e4181c65d47eff3b84b0664c8"/>
-    <w:p>
-      <w:pPr>
-        <w:pStyle w:val="Heading4"/>
-      </w:pPr>
-      <w:r>
-        <w:t xml:space="preserve">4.0.5 S3. Final adjudicated validation results (XLSX)</w:t>
+    <w:bookmarkEnd w:id="43"/>
+    <w:bookmarkStart w:id="45" w:name="X71837c54db1a76e4181c65d47eff3b84b0664c8"/>
+    <w:p>
+      <w:pPr>
+        <w:pStyle w:val="Heading3"/>
+      </w:pPr>
+      <w:r>
+        <w:t xml:space="preserve">4.3 S3. Final adjudicated validation results (XLSX)</w:t>
       </w:r>
     </w:p>
     <w:p>
       <w:pPr>
         <w:pStyle w:val="FirstParagraph"/>
       </w:pPr>
-      <w:hyperlink r:id="rId48">
+      <w:hyperlink r:id="rId44">
         <w:r>
           <w:rPr>
             <w:rStyle w:val="Hyperlink"/>
@@ -3015,8 +2714,19 @@
         </w:r>
       </w:hyperlink>
     </w:p>
-    <w:bookmarkStart w:id="62" w:name="refs"/>
-    <w:bookmarkStart w:id="50" w:name="ref-barron_comprehensive_2014"/>
+    <w:bookmarkEnd w:id="45"/>
+    <w:bookmarkEnd w:id="46"/>
+    <w:bookmarkStart w:id="61" w:name="references"/>
+    <w:p>
+      <w:pPr>
+        <w:pStyle w:val="Heading2"/>
+      </w:pPr>
+      <w:r>
+        <w:t xml:space="preserve">References</w:t>
+      </w:r>
+    </w:p>
+    <w:bookmarkStart w:id="60" w:name="refs"/>
+    <w:bookmarkStart w:id="48" w:name="ref-barron_comprehensive_2014"/>
     <w:p>
       <w:pPr>
         <w:pStyle w:val="Bibliography"/>
@@ -3094,7 +2804,7 @@
       <w:r>
         <w:t xml:space="preserve"> </w:t>
       </w:r>
-      <w:hyperlink r:id="rId49">
+      <w:hyperlink r:id="rId47">
         <w:r>
           <w:rPr>
             <w:rStyle w:val="Hyperlink"/>
@@ -3106,8 +2816,8 @@
         <w:t xml:space="preserve">.</w:t>
       </w:r>
     </w:p>
-    <w:bookmarkEnd w:id="50"/>
-    <w:bookmarkStart w:id="51" w:name="ref-buehler_cycling_2021"/>
+    <w:bookmarkEnd w:id="48"/>
+    <w:bookmarkStart w:id="49" w:name="ref-buehler_cycling_2021"/>
     <w:p>
       <w:pPr>
         <w:pStyle w:val="Bibliography"/>
@@ -3144,8 +2854,8 @@
         <w:t xml:space="preserve">. Cambridge: MIT Press.</w:t>
       </w:r>
     </w:p>
-    <w:bookmarkEnd w:id="51"/>
-    <w:bookmarkStart w:id="53" w:name="ref-ferster_using_2020"/>
+    <w:bookmarkEnd w:id="49"/>
+    <w:bookmarkStart w:id="51" w:name="ref-ferster_using_2020"/>
     <w:p>
       <w:pPr>
         <w:pStyle w:val="Bibliography"/>
@@ -3202,7 +2912,7 @@
       <w:r>
         <w:t xml:space="preserve"> </w:t>
       </w:r>
-      <w:hyperlink r:id="rId52">
+      <w:hyperlink r:id="rId50">
         <w:r>
           <w:rPr>
             <w:rStyle w:val="Hyperlink"/>
@@ -3214,8 +2924,8 @@
         <w:t xml:space="preserve">.</w:t>
       </w:r>
     </w:p>
-    <w:bookmarkEnd w:id="53"/>
-    <w:bookmarkStart w:id="55" w:name="ref-gemott_research_group_atrapa_2025"/>
+    <w:bookmarkEnd w:id="51"/>
+    <w:bookmarkStart w:id="53" w:name="ref-gemott_research_group_atrapa_2025"/>
     <w:p>
       <w:pPr>
         <w:pStyle w:val="Bibliography"/>
@@ -3274,7 +2984,7 @@
       <w:r>
         <w:t xml:space="preserve"> </w:t>
       </w:r>
-      <w:hyperlink r:id="rId54">
+      <w:hyperlink r:id="rId52">
         <w:r>
           <w:rPr>
             <w:rStyle w:val="Hyperlink"/>
@@ -3286,8 +2996,8 @@
         <w:t xml:space="preserve">.</w:t>
       </w:r>
     </w:p>
-    <w:bookmarkEnd w:id="55"/>
-    <w:bookmarkStart w:id="57" w:name="ref-goodchild_citizens_2007"/>
+    <w:bookmarkEnd w:id="53"/>
+    <w:bookmarkStart w:id="55" w:name="ref-goodchild_citizens_2007"/>
     <w:p>
       <w:pPr>
         <w:pStyle w:val="Bibliography"/>
@@ -3320,7 +3030,7 @@
       <w:r>
         <w:t xml:space="preserve"> </w:t>
       </w:r>
-      <w:hyperlink r:id="rId56">
+      <w:hyperlink r:id="rId54">
         <w:r>
           <w:rPr>
             <w:rStyle w:val="Hyperlink"/>
@@ -3332,8 +3042,8 @@
         <w:t xml:space="preserve">.</w:t>
       </w:r>
     </w:p>
-    <w:bookmarkEnd w:id="57"/>
-    <w:bookmarkStart w:id="59" w:name="ref-szell_growing_2022"/>
+    <w:bookmarkEnd w:id="55"/>
+    <w:bookmarkStart w:id="57" w:name="ref-szell_growing_2022"/>
     <w:p>
       <w:pPr>
         <w:pStyle w:val="Bibliography"/>
@@ -3366,7 +3076,7 @@
       <w:r>
         <w:t xml:space="preserve"> </w:t>
       </w:r>
-      <w:hyperlink r:id="rId58">
+      <w:hyperlink r:id="rId56">
         <w:r>
           <w:rPr>
             <w:rStyle w:val="Hyperlink"/>
@@ -3378,8 +3088,8 @@
         <w:t xml:space="preserve">.</w:t>
       </w:r>
     </w:p>
-    <w:bookmarkEnd w:id="59"/>
-    <w:bookmarkStart w:id="61" w:name="ref-viero_how_2025"/>
+    <w:bookmarkEnd w:id="57"/>
+    <w:bookmarkStart w:id="59" w:name="ref-viero_how_2025"/>
     <w:p>
       <w:pPr>
         <w:pStyle w:val="Bibliography"/>
@@ -3490,7 +3200,7 @@
       <w:r>
         <w:t xml:space="preserve"> </w:t>
       </w:r>
-      <w:hyperlink r:id="rId60">
+      <w:hyperlink r:id="rId58">
         <w:r>
           <w:rPr>
             <w:rStyle w:val="Hyperlink"/>
@@ -3502,10 +3212,9 @@
         <w:t xml:space="preserve">.</w:t>
       </w:r>
     </w:p>
+    <w:bookmarkEnd w:id="59"/>
+    <w:bookmarkEnd w:id="60"/>
     <w:bookmarkEnd w:id="61"/>
-    <w:bookmarkEnd w:id="62"/>
-    <w:bookmarkEnd w:id="63"/>
-    <w:bookmarkEnd w:id="64"/>
     <w:sectPr>
       <w:footerReference r:id="rId9" w:type="even"/>
       <w:footerReference r:id="rId10" w:type="default"/>
@@ -3707,129 +3416,8 @@
       </w:pPr>
     </w:lvl>
   </w:abstractNum>
-  <w:abstractNum w:abstractNumId="991">
-    <w:nsid w:val="0000A991"/>
-    <w:multiLevelType w:val="multilevel"/>
-    <w:lvl w:ilvl="0">
-      <w:numFmt w:val="bullet"/>
-      <w:lvlText w:val=""/>
-      <w:lvlJc w:val="left"/>
-      <w:pPr>
-        <w:ind w:left="720" w:hanging="360"/>
-      </w:pPr>
-      <w:rPr>
-        <w:rFonts w:ascii="Symbol" w:hAnsi="Symbol" w:cs="Symbol" w:hint="default"/>
-      </w:rPr>
-    </w:lvl>
-    <w:lvl w:ilvl="1">
-      <w:numFmt w:val="bullet"/>
-      <w:lvlText w:val="o"/>
-      <w:lvlJc w:val="left"/>
-      <w:pPr>
-        <w:ind w:left="1440" w:hanging="360"/>
-      </w:pPr>
-      <w:rPr>
-        <w:rFonts w:ascii="Courier New" w:hAnsi="Courier New" w:cs="Courier New" w:hint="default"/>
-      </w:rPr>
-    </w:lvl>
-    <w:lvl w:ilvl="2">
-      <w:numFmt w:val="bullet"/>
-      <w:lvlText w:val=""/>
-      <w:lvlJc w:val="left"/>
-      <w:pPr>
-        <w:ind w:left="2160" w:hanging="360"/>
-      </w:pPr>
-      <w:rPr>
-        <w:rFonts w:ascii="Wingdings" w:hAnsi="Wingdings" w:cs="Wingdings" w:hint="default"/>
-      </w:rPr>
-    </w:lvl>
-    <w:lvl w:ilvl="3">
-      <w:numFmt w:val="bullet"/>
-      <w:lvlText w:val=""/>
-      <w:lvlJc w:val="left"/>
-      <w:pPr>
-        <w:ind w:left="2880" w:hanging="360"/>
-      </w:pPr>
-      <w:rPr>
-        <w:rFonts w:ascii="Symbol" w:hAnsi="Symbol" w:cs="Symbol" w:hint="default"/>
-      </w:rPr>
-    </w:lvl>
-    <w:lvl w:ilvl="4">
-      <w:numFmt w:val="bullet"/>
-      <w:lvlText w:val="o"/>
-      <w:lvlJc w:val="left"/>
-      <w:pPr>
-        <w:ind w:left="3600" w:hanging="360"/>
-      </w:pPr>
-      <w:rPr>
-        <w:rFonts w:ascii="Courier New" w:hAnsi="Courier New" w:cs="Courier New" w:hint="default"/>
-      </w:rPr>
-    </w:lvl>
-    <w:lvl w:ilvl="5">
-      <w:numFmt w:val="bullet"/>
-      <w:lvlText w:val=""/>
-      <w:lvlJc w:val="left"/>
-      <w:pPr>
-        <w:ind w:left="4320" w:hanging="360"/>
-      </w:pPr>
-      <w:rPr>
-        <w:rFonts w:ascii="Wingdings" w:hAnsi="Wingdings" w:cs="Wingdings" w:hint="default"/>
-      </w:rPr>
-    </w:lvl>
-    <w:lvl w:ilvl="6">
-      <w:numFmt w:val="bullet"/>
-      <w:lvlText w:val=""/>
-      <w:lvlJc w:val="left"/>
-      <w:pPr>
-        <w:ind w:left="5040" w:hanging="360"/>
-      </w:pPr>
-      <w:rPr>
-        <w:rFonts w:ascii="Symbol" w:hAnsi="Symbol" w:cs="Symbol" w:hint="default"/>
-      </w:rPr>
-    </w:lvl>
-    <w:lvl w:ilvl="7">
-      <w:numFmt w:val="bullet"/>
-      <w:lvlText w:val="o"/>
-      <w:lvlJc w:val="left"/>
-      <w:pPr>
-        <w:ind w:left="5760" w:hanging="360"/>
-      </w:pPr>
-      <w:rPr>
-        <w:rFonts w:ascii="Courier New" w:hAnsi="Courier New" w:cs="Courier New" w:hint="default"/>
-      </w:rPr>
-    </w:lvl>
-    <w:lvl w:ilvl="8">
-      <w:numFmt w:val="bullet"/>
-      <w:lvlText w:val=""/>
-      <w:lvlJc w:val="left"/>
-      <w:pPr>
-        <w:ind w:left="6480" w:hanging="360"/>
-      </w:pPr>
-      <w:rPr>
-        <w:rFonts w:ascii="Wingdings" w:hAnsi="Wingdings" w:cs="Wingdings" w:hint="default"/>
-      </w:rPr>
-    </w:lvl>
-  </w:abstractNum>
   <w:num w:numId="1000">
     <w:abstractNumId w:val="990"/>
-  </w:num>
-  <w:num w:numId="1001">
-    <w:abstractNumId w:val="991"/>
-  </w:num>
-  <w:num w:numId="1002">
-    <w:abstractNumId w:val="991"/>
-  </w:num>
-  <w:num w:numId="1003">
-    <w:abstractNumId w:val="991"/>
-  </w:num>
-  <w:num w:numId="1004">
-    <w:abstractNumId w:val="991"/>
-  </w:num>
-  <w:num w:numId="1005">
-    <w:abstractNumId w:val="991"/>
-  </w:num>
-  <w:num w:numId="1006">
-    <w:abstractNumId w:val="991"/>
   </w:num>
 </w:numbering>
 </file>
